--- a/quizzes/Quiz_04b_ggplot.docx
+++ b/quizzes/Quiz_04b_ggplot.docx
@@ -27,13 +27,22 @@
         </w:numPr>
       </w:pPr>
       <w:r>
-        <w:t xml:space="preserve">What does the ggplot2 package do?</w:t>
-      </w:r>
-      <w:r>
-        <w:br/>
-      </w:r>
-      <w:r>
-        <w:t xml:space="preserve"> </w:t>
+        <w:t xml:space="preserve">Name one</w:t>
+      </w:r>
+      <w:r>
+        <w:t xml:space="preserve"> </w:t>
+      </w:r>
+      <w:r>
+        <w:rPr>
+          <w:rStyle w:val="VerbatimChar"/>
+        </w:rPr>
+        <w:t xml:space="preserve">geom_</w:t>
+      </w:r>
+      <w:r>
+        <w:t xml:space="preserve"> </w:t>
+      </w:r>
+      <w:r>
+        <w:t xml:space="preserve">function and say what kind of plot it makes.</w:t>
       </w:r>
       <w:r>
         <w:br/>
@@ -62,13 +71,22 @@
         </w:numPr>
       </w:pPr>
       <w:r>
-        <w:t xml:space="preserve">What is the first function you call when producing a figure with ggplot2?</w:t>
-      </w:r>
-      <w:r>
-        <w:br/>
-      </w:r>
-      <w:r>
-        <w:t xml:space="preserve"> </w:t>
+        <w:t xml:space="preserve">What does</w:t>
+      </w:r>
+      <w:r>
+        <w:t xml:space="preserve"> </w:t>
+      </w:r>
+      <w:r>
+        <w:rPr>
+          <w:rStyle w:val="VerbatimChar"/>
+        </w:rPr>
+        <w:t xml:space="preserve">aes()</w:t>
+      </w:r>
+      <w:r>
+        <w:t xml:space="preserve"> </w:t>
+      </w:r>
+      <w:r>
+        <w:t xml:space="preserve">do?</w:t>
       </w:r>
       <w:r>
         <w:br/>
@@ -97,13 +115,66 @@
         </w:numPr>
       </w:pPr>
       <w:r>
-        <w:t xml:space="preserve">What is one type of plot available via ggplot?</w:t>
+        <w:t xml:space="preserve">In a ggplot call, what does the</w:t>
+      </w:r>
+      <w:r>
+        <w:t xml:space="preserve"> </w:t>
+      </w:r>
+      <w:r>
+        <w:rPr>
+          <w:rStyle w:val="VerbatimChar"/>
+        </w:rPr>
+        <w:t xml:space="preserve">+</w:t>
+      </w:r>
+      <w:r>
+        <w:t xml:space="preserve"> </w:t>
+      </w:r>
+      <w:r>
+        <w:t xml:space="preserve">do?</w:t>
       </w:r>
       <w:r>
         <w:br/>
       </w:r>
       <w:r>
         <w:t xml:space="preserve"> </w:t>
+      </w:r>
+      <w:r>
+        <w:br/>
+      </w:r>
+      <w:r>
+        <w:t xml:space="preserve"> </w:t>
+      </w:r>
+      <w:r>
+        <w:br/>
+      </w:r>
+      <w:r>
+        <w:t xml:space="preserve"> </w:t>
+      </w:r>
+    </w:p>
+    <w:p>
+      <w:pPr>
+        <w:numPr>
+          <w:ilvl w:val="0"/>
+          <w:numId w:val="1001"/>
+        </w:numPr>
+      </w:pPr>
+      <w:r>
+        <w:t xml:space="preserve">What does</w:t>
+      </w:r>
+      <w:r>
+        <w:t xml:space="preserve"> </w:t>
+      </w:r>
+      <w:r>
+        <w:rPr>
+          <w:rStyle w:val="VerbatimChar"/>
+        </w:rPr>
+        <w:t xml:space="preserve">facet_wrap()</w:t>
+      </w:r>
+      <w:r>
+        <w:t xml:space="preserve"> </w:t>
+      </w:r>
+      <w:r>
+        <w:t xml:space="preserve">do?</w:t>
       </w:r>
       <w:r>
         <w:br/>
